--- a/03_Outputs/final scripts/es/Module 6/6.0.0-es.docx
+++ b/03_Outputs/final scripts/es/Module 6/6.0.0-es.docx
@@ -14,17 +14,17 @@
     </w:p>
     <w:p>
       <w:r>
-        <w:t xml:space="preserve">Comenzamos mapeando toda la cadena energética—producción, distribución y uso—para revelar dónde surgen las emisiones y dónde existen las mayores oportunidades de reducción. Examinamos la generación de energía, el transporte, la industria, los edificios y el uso del suelo, mostrando cómo la dependencia arraigada de los combustibles fósiles, los activos de larga duración y los subsidios crean un bloqueo de carbono y por qué una transición justa con protecciones sociales es esencial.  </w:t>
+        <w:t xml:space="preserve">Comenzamos mapeando toda la cadena energética—producción, distribución y uso—para revelar dónde surgen las emisiones y dónde existen las mayores oportunidades de reducción. Examinamos la generación de energía, el transporte, la industria, los edificios y el uso del suelo, mostrando cómo la dependencia arraigada de los combustibles fósiles, los activos de larga duración y los subsidios crean un encierro de carbono y por qué una transición justa con protecciones sociales es esencial.  </w:t>
       </w:r>
     </w:p>
     <w:p>
       <w:r>
-        <w:t xml:space="preserve">Basándonos en esta base, exploramos cómo se puede lograr la descarbonización en toda la economía. Destacamos la electrificación, los combustibles bajos en carbono y los cambios en los procesos en sectores difíciles de abatir; resaltamos innovaciones como el hidrógeno verde, el almacenamiento a gran escala y las soluciones digitales; y explicamos cómo la eficiencia energética y una demanda más inteligente pueden ofrecer recortes inmediatos de emisiones, reducir costos y aliviar la presión sobre la infraestructura.  </w:t>
+        <w:t xml:space="preserve">Basándonos en esta base, exploramos cómo se puede lograr la descarbonización en toda la economía. Destacamos la electrificación, los combustibles bajos en carbono y los cambios en los procesos en sectores difíciles de abatir; resaltamos innovaciones como el hidrógeno verde, el almacenamiento a gran escala y las soluciones digitales; y explicamos cómo la eficiencia energética y una demanda más inteligente pueden ofrecer recortes inmediatos en las emisiones, reducir costos y aliviar la presión sobre la infraestructura.  </w:t>
       </w:r>
     </w:p>
     <w:p>
       <w:r>
-        <w:t xml:space="preserve">Finalmente, abordamos los impactos climáticos ya en marcha. Analizamos cómo el calor extremo, las inundaciones, las tormentas, la subida del nivel del mar y la sequía amenazan el acceso y la fiabilidad de la energía, y presentamos estrategias para infraestructuras resilientes al clima, sistemas energéticos diversificados y descentralizados, e integración del riesgo climático en la planificación y la financiación. A lo largo del texto, enfatizamos políticas coherentes, financiamiento coordinado y gobernanza inclusiva para garantizar que las medidas de resiliencia protejan a los más vulnerables mientras refuerzan los objetivos de desarrollo y descarbonización.  </w:t>
+        <w:t xml:space="preserve">Finalmente, abordamos los impactos climáticos ya en marcha. Analizamos cómo el calor extremo, las inundaciones, las tormentas, la subida del nivel del mar y la sequía amenazan el acceso y la fiabilidad de la energía, y presentamos estrategias para infraestructuras resilientes al clima, sistemas energéticos diversificados y descentralizados, e integración del riesgo climático en la planificación y la financiación. A lo largo del texto, enfatizamos una política coherente, una financiación coordinada y una gobernanza inclusiva para garantizar que las medidas de resiliencia protejan a los más vulnerables mientras refuerzan los objetivos de desarrollo y descarbonización.  </w:t>
       </w:r>
     </w:p>
     <w:p>
